--- a/Versions-html-and-docx/section_intro_v6.docx
+++ b/Versions-html-and-docx/section_intro_v6.docx
@@ -1668,6 +1668,58 @@
     </w:tbl>
     <w:p/>
     <w:p>
+      <w:pPr>
+        <w:pStyle w:val="Heading2"/>
+      </w:pPr>
+      <w:r>
+        <w:rPr>
+          <w:color w:val="E65100"/>
+        </w:rPr>
+        <w:t>Deux représentations complémentaires</w:t>
+      </w:r>
+    </w:p>
+    <w:p>
+      <w:r>
+        <w:rPr>
+          <w:b w:val="0"/>
+          <w:i w:val="0"/>
+          <w:sz w:val="20"/>
+        </w:rPr>
+        <w:t>Ce document utilise deux types de graphiques pour chaque instrument :</w:t>
+      </w:r>
+    </w:p>
+    <w:p>
+      <w:r>
+        <w:rPr>
+          <w:b w:val="0"/>
+          <w:i w:val="0"/>
+          <w:sz w:val="20"/>
+        </w:rPr>
+        <w:t>Profil formantique moyen (courbes de cloche) — Données CSV v3 : médiane des positions de pics F1–F6 calculée sur chaque échantillon individuellement, puis agrégée. L'amplitude (dB) est lue sur l'enveloppe spectrale moyenne à la fréquence médiane du formant. Montre la position « typique » de chaque formant et sa largeur de bande (BW -3 dB).</w:t>
+      </w:r>
+    </w:p>
+    <w:p>
+      <w:r>
+        <w:rPr>
+          <w:b w:val="0"/>
+          <w:i w:val="0"/>
+          <w:sz w:val="20"/>
+        </w:rPr>
+        <w:t>Carte spectrale vocalique (enveloppe + zones vocaliques) — Données specenv Orchidea : moyenne de toutes les enveloppes spectrales du registre, puis détection des pics sur cette moyenne. Montre la forme réelle du spectre moyen avec ses zones de résonance, ses vallées, et le contexte vocalique.</w:t>
+      </w:r>
+    </w:p>
+    <w:p>
+      <w:r>
+        <w:rPr>
+          <w:b w:val="0"/>
+          <w:i/>
+          <w:sz w:val="20"/>
+        </w:rPr>
+        <w:t>Les deux approches convergent pour les formants bien définis (instruments à anche, cuivres) mais peuvent diverger pour les instruments à grande tessiture (cordes, flûtes). Le profil formantique donne les positions de référence ; la carte spectrale donne le contexte acoustique complet par registre.</w:t>
+      </w:r>
+    </w:p>
+    <w:p/>
+    <w:p>
       <w:r>
         <w:rPr>
           <w:b/>
